--- a/arb/docx/65.content.docx
+++ b/arb/docx/65.content.docx
@@ -147,13 +147,6 @@
         <w:rPr>
           <w:lang w:val="ar_AE" w:bidi="ar_AE"/>
         </w:rPr>
-      </w:r>
-      <w:r>
-        <w:rPr>
-          <w:i/>
-          <w:lang w:val="ar_AE" w:bidi="ar_AE"/>
-        </w:rPr>
-        <w:t>يَهوذَا 1:1, يَهوذَا 1:1 (#2), يَهوذَا 1:1 (#3), يَهوذَا 1: 2, يَهوذَا ١: ٣, يَهوذَا 1: 3 (#2), يَهوذَا 1: 4, يَهوذَا 1: 4 (#2), يَهوذَا 1: 5, يَهوذَا 1: 5 (#2), يَهوذَا 1: 6, يَهوذَا 1: 7, يَهوذَا 1: 8, يَهوذَا 1: 9, يَهوذَا 1: 12, يَهوذَا 1: 14, يَهوذَا 1: 15, يَهوذَا 1: 16, يَهوذَا 1: 17, يَهوذَا 1: 19, يَهوذَا 1: 20, يَهوذَا 1: 21, يَهوذَا ١: ٢٢–٢٣, يَهوذَا 1: 24–25, يَهوذَا 1: 25, يَهوذَا 1: 25 (#2)</w:t>
       </w:r>
       <w:r>
         <w:rPr>

--- a/arb/docx/65.content.docx
+++ b/arb/docx/65.content.docx
@@ -132,21 +132,6 @@
           <w:lang w:val="ar_AE" w:bidi="ar_AE"/>
         </w:rPr>
         <w:t>JUD</w:t>
-      </w:r>
-      <w:r>
-        <w:rPr>
-          <w:lang w:val="ar_AE" w:bidi="ar_AE"/>
-        </w:rPr>
-      </w:r>
-    </w:p>
-    <w:p>
-      <w:pPr>
-        <w:bidi/>
-      </w:pPr>
-      <w:r>
-        <w:rPr>
-          <w:lang w:val="ar_AE" w:bidi="ar_AE"/>
-        </w:rPr>
       </w:r>
       <w:r>
         <w:rPr>

--- a/arb/docx/65.content.docx
+++ b/arb/docx/65.content.docx
@@ -22,7 +22,7 @@
         <w:rPr>
           <w:lang w:val="ar_AE" w:bidi="ar_AE"/>
         </w:rPr>
-        <w:t>Resource: أسئلة الترجمة (unfoldingWord)</w:t>
+        <w:t>Resource: unfoldingWord® Translation Questions</w:t>
       </w:r>
       <w:r>
         <w:rPr>
@@ -91,7 +91,7 @@
         <w:rPr>
           <w:lang w:val="ar_AE" w:bidi="ar_AE"/>
         </w:rPr>
-        <w:t>أسئلة الترجمة (unfoldingWord)</w:t>
+        <w:t>unfoldingWord® Translation Questions</w:t>
       </w:r>
     </w:p>
     <w:p>

--- a/arb/docx/65.content.docx
+++ b/arb/docx/65.content.docx
@@ -9,6 +9,8 @@
       </w:pPr>
       <w:r>
         <w:rPr>
+          <w:rtl/>
+          <w:cs/>
           <w:lang w:val="ar_AE" w:bidi="ar_AE"/>
         </w:rPr>
       </w:r>
@@ -20,64 +22,84 @@
       </w:pPr>
       <w:r>
         <w:rPr>
+          <w:rtl/>
+          <w:cs/>
           <w:lang w:val="ar_AE" w:bidi="ar_AE"/>
         </w:rPr>
         <w:t>Resource: unfoldingWord® Translation Questions</w:t>
       </w:r>
       <w:r>
         <w:rPr>
-          <w:lang w:val="ar_AE" w:bidi="ar_AE"/>
-        </w:rPr>
-      </w:r>
-    </w:p>
-    <w:p>
-      <w:pPr>
-        <w:bidi/>
-      </w:pPr>
-      <w:r>
-        <w:rPr>
+          <w:rtl/>
+          <w:cs/>
+          <w:lang w:val="ar_AE" w:bidi="ar_AE"/>
+        </w:rPr>
+      </w:r>
+    </w:p>
+    <w:p>
+      <w:pPr>
+        <w:bidi/>
+      </w:pPr>
+      <w:r>
+        <w:rPr>
+          <w:rtl/>
+          <w:cs/>
           <w:lang w:val="ar_AE" w:bidi="ar_AE"/>
         </w:rPr>
       </w:r>
       <w:r>
         <w:rPr>
           <w:b/>
+          <w:rtl/>
+          <w:cs/>
           <w:lang w:val="ar_AE" w:bidi="ar_AE"/>
         </w:rPr>
         <w:t>unfoldingWord® Translation Questions</w:t>
       </w:r>
       <w:r>
         <w:rPr>
+          <w:rtl/>
+          <w:cs/>
           <w:lang w:val="ar_AE" w:bidi="ar_AE"/>
         </w:rPr>
         <w:t xml:space="preserve"> © 2022 unfoldingWord. Released under CC BY-SA 4.0 license. </w:t>
       </w:r>
       <w:r>
         <w:rPr>
+          <w:rtl/>
+          <w:cs/>
           <w:lang w:val="ar_AE" w:bidi="ar_AE"/>
         </w:rPr>
         <w:t>unfoldingWord® Translation Questions</w:t>
       </w:r>
       <w:r>
         <w:rPr>
+          <w:rtl/>
+          <w:cs/>
           <w:lang w:val="ar_AE" w:bidi="ar_AE"/>
         </w:rPr>
         <w:t xml:space="preserve"> has been adapted in the following languages: Tok Pisin, Arabic (عربي), French (Français), Hindi (हिंदी), Indonesian (Bahasa Indonesia), Portuguese (Português), Russian (Русский), Spanish (Español), Swahili (Kiswahili), and Simplified Chinese (简体中文) from </w:t>
       </w:r>
       <w:r>
         <w:rPr>
+          <w:rtl/>
+          <w:cs/>
           <w:lang w:val="ar_AE" w:bidi="ar_AE"/>
         </w:rPr>
         <w:t>unfoldingWord® Translation Questions</w:t>
       </w:r>
       <w:r>
         <w:rPr>
+          <w:rtl/>
+          <w:cs/>
           <w:lang w:val="ar_AE" w:bidi="ar_AE"/>
         </w:rPr>
         <w:t xml:space="preserve"> © 2022 unfoldingWord. Released under CC BY-SA 4.0 license by Mission Mutual</w:t>
       </w:r>
       <w:r>
         <w:rPr>
+          <w:rtl/>
+          <w:cs/>
           <w:lang w:val="ar_AE" w:bidi="ar_AE"/>
         </w:rPr>
       </w:r>
@@ -89,6 +111,8 @@
       </w:pPr>
       <w:r>
         <w:rPr>
+          <w:rtl/>
+          <w:cs/>
           <w:lang w:val="ar_AE" w:bidi="ar_AE"/>
         </w:rPr>
         <w:t>unfoldingWord® Translation Questions</w:t>
@@ -118,6 +142,8 @@
       </w:pPr>
       <w:r>
         <w:rPr>
+          <w:rtl/>
+          <w:cs/>
           <w:lang w:val="ar_AE" w:bidi="ar_AE"/>
         </w:rPr>
       </w:r>
@@ -129,38 +155,50 @@
       </w:pPr>
       <w:r>
         <w:rPr>
+          <w:rtl/>
+          <w:cs/>
           <w:lang w:val="ar_AE" w:bidi="ar_AE"/>
         </w:rPr>
         <w:t>JUD</w:t>
       </w:r>
       <w:r>
         <w:rPr>
-          <w:lang w:val="ar_AE" w:bidi="ar_AE"/>
-        </w:rPr>
-      </w:r>
-    </w:p>
-    <w:p>
-      <w:pPr>
-        <w:bidi/>
-      </w:pPr>
-      <w:r>
-        <w:rPr>
-          <w:lang w:val="ar_AE" w:bidi="ar_AE"/>
-        </w:rPr>
-      </w:r>
-      <w:r>
-        <w:rPr>
+          <w:rtl/>
+          <w:cs/>
+          <w:lang w:val="ar_AE" w:bidi="ar_AE"/>
+        </w:rPr>
+      </w:r>
+    </w:p>
+    <w:p>
+      <w:pPr>
+        <w:bidi/>
+      </w:pPr>
+      <w:r>
+        <w:rPr>
+          <w:rtl/>
+          <w:cs/>
+          <w:lang w:val="ar_AE" w:bidi="ar_AE"/>
+        </w:rPr>
+      </w:r>
+      <w:r>
+        <w:rPr>
+          <w:rtl/>
+          <w:cs/>
           <w:lang w:val="ar_AE" w:bidi="ar_AE"/>
         </w:rPr>
         <w:t xml:space="preserve"> </w:t>
       </w:r>
       <w:r>
         <w:rPr>
-          <w:lang w:val="ar_AE" w:bidi="ar_AE"/>
-        </w:rPr>
-      </w:r>
-      <w:r>
-        <w:rPr>
+          <w:rtl/>
+          <w:cs/>
+          <w:lang w:val="ar_AE" w:bidi="ar_AE"/>
+        </w:rPr>
+      </w:r>
+      <w:r>
+        <w:rPr>
+          <w:rtl/>
+          <w:cs/>
           <w:lang w:val="ar_AE" w:bidi="ar_AE"/>
         </w:rPr>
       </w:r>
@@ -186,6 +224,8 @@
       </w:pPr>
       <w:r>
         <w:rPr>
+          <w:rtl/>
+          <w:cs/>
           <w:lang w:val="ar_AE" w:bidi="ar_AE"/>
         </w:rPr>
       </w:r>
@@ -197,28 +237,36 @@
       </w:pPr>
       <w:r>
         <w:rPr>
+          <w:rtl/>
+          <w:cs/>
           <w:lang w:val="ar_AE" w:bidi="ar_AE"/>
         </w:rPr>
         <w:t>يَهوذَا 1:1</w:t>
       </w:r>
       <w:r>
         <w:rPr>
-          <w:lang w:val="ar_AE" w:bidi="ar_AE"/>
-        </w:rPr>
-      </w:r>
-    </w:p>
-    <w:p>
-      <w:pPr>
-        <w:bidi/>
-      </w:pPr>
-      <w:r>
-        <w:rPr>
+          <w:rtl/>
+          <w:cs/>
+          <w:lang w:val="ar_AE" w:bidi="ar_AE"/>
+        </w:rPr>
+      </w:r>
+    </w:p>
+    <w:p>
+      <w:pPr>
+        <w:bidi/>
+      </w:pPr>
+      <w:r>
+        <w:rPr>
+          <w:rtl/>
+          <w:cs/>
           <w:lang w:val="ar_AE" w:bidi="ar_AE"/>
         </w:rPr>
       </w:r>
       <w:r>
         <w:rPr>
           <w:b/>
+          <w:rtl/>
+          <w:cs/>
           <w:lang w:val="ar_AE" w:bidi="ar_AE"/>
         </w:rPr>
         <w:t>لمَن كان يَهوذَا خادمًا؟</w:t>
@@ -230,32 +278,42 @@
       </w:pPr>
       <w:r>
         <w:rPr>
-          <w:lang w:val="ar_AE" w:bidi="ar_AE"/>
-        </w:rPr>
-      </w:r>
-      <w:r>
-        <w:rPr>
+          <w:rtl/>
+          <w:cs/>
+          <w:lang w:val="ar_AE" w:bidi="ar_AE"/>
+        </w:rPr>
+      </w:r>
+      <w:r>
+        <w:rPr>
+          <w:rtl/>
+          <w:cs/>
           <w:lang w:val="ar_AE" w:bidi="ar_AE"/>
         </w:rPr>
         <w:t>كان يَهوذَا خادمًا لِيَسوع ٱلْمَسِيحِ.</w:t>
       </w:r>
       <w:r>
         <w:rPr>
-          <w:lang w:val="ar_AE" w:bidi="ar_AE"/>
-        </w:rPr>
-      </w:r>
-      <w:r>
-        <w:rPr>
-          <w:lang w:val="ar_AE" w:bidi="ar_AE"/>
-        </w:rPr>
-      </w:r>
-    </w:p>
-    <w:p>
-      <w:pPr>
-        <w:bidi/>
-      </w:pPr>
-      <w:r>
-        <w:rPr>
+          <w:rtl/>
+          <w:cs/>
+          <w:lang w:val="ar_AE" w:bidi="ar_AE"/>
+        </w:rPr>
+      </w:r>
+      <w:r>
+        <w:rPr>
+          <w:rtl/>
+          <w:cs/>
+          <w:lang w:val="ar_AE" w:bidi="ar_AE"/>
+        </w:rPr>
+      </w:r>
+    </w:p>
+    <w:p>
+      <w:pPr>
+        <w:bidi/>
+      </w:pPr>
+      <w:r>
+        <w:rPr>
+          <w:rtl/>
+          <w:cs/>
           <w:lang w:val="ar_AE" w:bidi="ar_AE"/>
         </w:rPr>
       </w:r>
@@ -267,28 +325,36 @@
       </w:pPr>
       <w:r>
         <w:rPr>
+          <w:rtl/>
+          <w:cs/>
           <w:lang w:val="ar_AE" w:bidi="ar_AE"/>
         </w:rPr>
         <w:t>يَهوذَا 1:1 (#2)</w:t>
       </w:r>
       <w:r>
         <w:rPr>
-          <w:lang w:val="ar_AE" w:bidi="ar_AE"/>
-        </w:rPr>
-      </w:r>
-    </w:p>
-    <w:p>
-      <w:pPr>
-        <w:bidi/>
-      </w:pPr>
-      <w:r>
-        <w:rPr>
+          <w:rtl/>
+          <w:cs/>
+          <w:lang w:val="ar_AE" w:bidi="ar_AE"/>
+        </w:rPr>
+      </w:r>
+    </w:p>
+    <w:p>
+      <w:pPr>
+        <w:bidi/>
+      </w:pPr>
+      <w:r>
+        <w:rPr>
+          <w:rtl/>
+          <w:cs/>
           <w:lang w:val="ar_AE" w:bidi="ar_AE"/>
         </w:rPr>
       </w:r>
       <w:r>
         <w:rPr>
           <w:b/>
+          <w:rtl/>
+          <w:cs/>
           <w:lang w:val="ar_AE" w:bidi="ar_AE"/>
         </w:rPr>
         <w:t>مَن كان شقيق يَهوذَا؟</w:t>
@@ -300,32 +366,42 @@
       </w:pPr>
       <w:r>
         <w:rPr>
-          <w:lang w:val="ar_AE" w:bidi="ar_AE"/>
-        </w:rPr>
-      </w:r>
-      <w:r>
-        <w:rPr>
+          <w:rtl/>
+          <w:cs/>
+          <w:lang w:val="ar_AE" w:bidi="ar_AE"/>
+        </w:rPr>
+      </w:r>
+      <w:r>
+        <w:rPr>
+          <w:rtl/>
+          <w:cs/>
           <w:lang w:val="ar_AE" w:bidi="ar_AE"/>
         </w:rPr>
         <w:t>كان يَعْقوبَ شقيق يَهوذَا.</w:t>
       </w:r>
       <w:r>
         <w:rPr>
-          <w:lang w:val="ar_AE" w:bidi="ar_AE"/>
-        </w:rPr>
-      </w:r>
-      <w:r>
-        <w:rPr>
-          <w:lang w:val="ar_AE" w:bidi="ar_AE"/>
-        </w:rPr>
-      </w:r>
-    </w:p>
-    <w:p>
-      <w:pPr>
-        <w:bidi/>
-      </w:pPr>
-      <w:r>
-        <w:rPr>
+          <w:rtl/>
+          <w:cs/>
+          <w:lang w:val="ar_AE" w:bidi="ar_AE"/>
+        </w:rPr>
+      </w:r>
+      <w:r>
+        <w:rPr>
+          <w:rtl/>
+          <w:cs/>
+          <w:lang w:val="ar_AE" w:bidi="ar_AE"/>
+        </w:rPr>
+      </w:r>
+    </w:p>
+    <w:p>
+      <w:pPr>
+        <w:bidi/>
+      </w:pPr>
+      <w:r>
+        <w:rPr>
+          <w:rtl/>
+          <w:cs/>
           <w:lang w:val="ar_AE" w:bidi="ar_AE"/>
         </w:rPr>
       </w:r>
@@ -337,28 +413,36 @@
       </w:pPr>
       <w:r>
         <w:rPr>
+          <w:rtl/>
+          <w:cs/>
           <w:lang w:val="ar_AE" w:bidi="ar_AE"/>
         </w:rPr>
         <w:t>يَهوذَا 1:1 (#3)</w:t>
       </w:r>
       <w:r>
         <w:rPr>
-          <w:lang w:val="ar_AE" w:bidi="ar_AE"/>
-        </w:rPr>
-      </w:r>
-    </w:p>
-    <w:p>
-      <w:pPr>
-        <w:bidi/>
-      </w:pPr>
-      <w:r>
-        <w:rPr>
+          <w:rtl/>
+          <w:cs/>
+          <w:lang w:val="ar_AE" w:bidi="ar_AE"/>
+        </w:rPr>
+      </w:r>
+    </w:p>
+    <w:p>
+      <w:pPr>
+        <w:bidi/>
+      </w:pPr>
+      <w:r>
+        <w:rPr>
+          <w:rtl/>
+          <w:cs/>
           <w:lang w:val="ar_AE" w:bidi="ar_AE"/>
         </w:rPr>
       </w:r>
       <w:r>
         <w:rPr>
           <w:b/>
+          <w:rtl/>
+          <w:cs/>
           <w:lang w:val="ar_AE" w:bidi="ar_AE"/>
         </w:rPr>
         <w:t>إلى مَن كتب يَهوذَا؟</w:t>
@@ -370,32 +454,42 @@
       </w:pPr>
       <w:r>
         <w:rPr>
-          <w:lang w:val="ar_AE" w:bidi="ar_AE"/>
-        </w:rPr>
-      </w:r>
-      <w:r>
-        <w:rPr>
+          <w:rtl/>
+          <w:cs/>
+          <w:lang w:val="ar_AE" w:bidi="ar_AE"/>
+        </w:rPr>
+      </w:r>
+      <w:r>
+        <w:rPr>
+          <w:rtl/>
+          <w:cs/>
           <w:lang w:val="ar_AE" w:bidi="ar_AE"/>
         </w:rPr>
         <w:t>كتب إلى المدعوين، المحبوبين في ٱللهِ ٱلْآبِ والمحفوظين ليَسوع ٱلْمَسِيحِ.</w:t>
       </w:r>
       <w:r>
         <w:rPr>
-          <w:lang w:val="ar_AE" w:bidi="ar_AE"/>
-        </w:rPr>
-      </w:r>
-      <w:r>
-        <w:rPr>
-          <w:lang w:val="ar_AE" w:bidi="ar_AE"/>
-        </w:rPr>
-      </w:r>
-    </w:p>
-    <w:p>
-      <w:pPr>
-        <w:bidi/>
-      </w:pPr>
-      <w:r>
-        <w:rPr>
+          <w:rtl/>
+          <w:cs/>
+          <w:lang w:val="ar_AE" w:bidi="ar_AE"/>
+        </w:rPr>
+      </w:r>
+      <w:r>
+        <w:rPr>
+          <w:rtl/>
+          <w:cs/>
+          <w:lang w:val="ar_AE" w:bidi="ar_AE"/>
+        </w:rPr>
+      </w:r>
+    </w:p>
+    <w:p>
+      <w:pPr>
+        <w:bidi/>
+      </w:pPr>
+      <w:r>
+        <w:rPr>
+          <w:rtl/>
+          <w:cs/>
           <w:lang w:val="ar_AE" w:bidi="ar_AE"/>
         </w:rPr>
       </w:r>
@@ -407,28 +501,36 @@
       </w:pPr>
       <w:r>
         <w:rPr>
+          <w:rtl/>
+          <w:cs/>
           <w:lang w:val="ar_AE" w:bidi="ar_AE"/>
         </w:rPr>
         <w:t>يَهوذَا 1: 2</w:t>
       </w:r>
       <w:r>
         <w:rPr>
-          <w:lang w:val="ar_AE" w:bidi="ar_AE"/>
-        </w:rPr>
-      </w:r>
-    </w:p>
-    <w:p>
-      <w:pPr>
-        <w:bidi/>
-      </w:pPr>
-      <w:r>
-        <w:rPr>
+          <w:rtl/>
+          <w:cs/>
+          <w:lang w:val="ar_AE" w:bidi="ar_AE"/>
+        </w:rPr>
+      </w:r>
+    </w:p>
+    <w:p>
+      <w:pPr>
+        <w:bidi/>
+      </w:pPr>
+      <w:r>
+        <w:rPr>
+          <w:rtl/>
+          <w:cs/>
           <w:lang w:val="ar_AE" w:bidi="ar_AE"/>
         </w:rPr>
       </w:r>
       <w:r>
         <w:rPr>
           <w:b/>
+          <w:rtl/>
+          <w:cs/>
           <w:lang w:val="ar_AE" w:bidi="ar_AE"/>
         </w:rPr>
         <w:t>ماذا أراد يَهوذَا أن يُكثِر لأولئك الذين كتب إليهم؟</w:t>
@@ -440,32 +542,42 @@
       </w:pPr>
       <w:r>
         <w:rPr>
-          <w:lang w:val="ar_AE" w:bidi="ar_AE"/>
-        </w:rPr>
-      </w:r>
-      <w:r>
-        <w:rPr>
+          <w:rtl/>
+          <w:cs/>
+          <w:lang w:val="ar_AE" w:bidi="ar_AE"/>
+        </w:rPr>
+      </w:r>
+      <w:r>
+        <w:rPr>
+          <w:rtl/>
+          <w:cs/>
           <w:lang w:val="ar_AE" w:bidi="ar_AE"/>
         </w:rPr>
         <w:t>أراد يَهوذَا أنْ تكثر الرحمة والسلام والمحبة.</w:t>
       </w:r>
       <w:r>
         <w:rPr>
-          <w:lang w:val="ar_AE" w:bidi="ar_AE"/>
-        </w:rPr>
-      </w:r>
-      <w:r>
-        <w:rPr>
-          <w:lang w:val="ar_AE" w:bidi="ar_AE"/>
-        </w:rPr>
-      </w:r>
-    </w:p>
-    <w:p>
-      <w:pPr>
-        <w:bidi/>
-      </w:pPr>
-      <w:r>
-        <w:rPr>
+          <w:rtl/>
+          <w:cs/>
+          <w:lang w:val="ar_AE" w:bidi="ar_AE"/>
+        </w:rPr>
+      </w:r>
+      <w:r>
+        <w:rPr>
+          <w:rtl/>
+          <w:cs/>
+          <w:lang w:val="ar_AE" w:bidi="ar_AE"/>
+        </w:rPr>
+      </w:r>
+    </w:p>
+    <w:p>
+      <w:pPr>
+        <w:bidi/>
+      </w:pPr>
+      <w:r>
+        <w:rPr>
+          <w:rtl/>
+          <w:cs/>
           <w:lang w:val="ar_AE" w:bidi="ar_AE"/>
         </w:rPr>
       </w:r>
@@ -477,28 +589,36 @@
       </w:pPr>
       <w:r>
         <w:rPr>
+          <w:rtl/>
+          <w:cs/>
           <w:lang w:val="ar_AE" w:bidi="ar_AE"/>
         </w:rPr>
         <w:t>يَهوذَا ١: ٣</w:t>
       </w:r>
       <w:r>
         <w:rPr>
-          <w:lang w:val="ar_AE" w:bidi="ar_AE"/>
-        </w:rPr>
-      </w:r>
-    </w:p>
-    <w:p>
-      <w:pPr>
-        <w:bidi/>
-      </w:pPr>
-      <w:r>
-        <w:rPr>
+          <w:rtl/>
+          <w:cs/>
+          <w:lang w:val="ar_AE" w:bidi="ar_AE"/>
+        </w:rPr>
+      </w:r>
+    </w:p>
+    <w:p>
+      <w:pPr>
+        <w:bidi/>
+      </w:pPr>
+      <w:r>
+        <w:rPr>
+          <w:rtl/>
+          <w:cs/>
           <w:lang w:val="ar_AE" w:bidi="ar_AE"/>
         </w:rPr>
       </w:r>
       <w:r>
         <w:rPr>
           <w:b/>
+          <w:rtl/>
+          <w:cs/>
           <w:lang w:val="ar_AE" w:bidi="ar_AE"/>
         </w:rPr>
         <w:t>ما الذي أراد يَهوذَا الكتابة عنه أولًا؟</w:t>
@@ -510,32 +630,42 @@
       </w:pPr>
       <w:r>
         <w:rPr>
-          <w:lang w:val="ar_AE" w:bidi="ar_AE"/>
-        </w:rPr>
-      </w:r>
-      <w:r>
-        <w:rPr>
+          <w:rtl/>
+          <w:cs/>
+          <w:lang w:val="ar_AE" w:bidi="ar_AE"/>
+        </w:rPr>
+      </w:r>
+      <w:r>
+        <w:rPr>
+          <w:rtl/>
+          <w:cs/>
           <w:lang w:val="ar_AE" w:bidi="ar_AE"/>
         </w:rPr>
         <w:t>أراد يَهوذَا الكتابة عن خلاصهم المشترك أولًا.</w:t>
       </w:r>
       <w:r>
         <w:rPr>
-          <w:lang w:val="ar_AE" w:bidi="ar_AE"/>
-        </w:rPr>
-      </w:r>
-      <w:r>
-        <w:rPr>
-          <w:lang w:val="ar_AE" w:bidi="ar_AE"/>
-        </w:rPr>
-      </w:r>
-    </w:p>
-    <w:p>
-      <w:pPr>
-        <w:bidi/>
-      </w:pPr>
-      <w:r>
-        <w:rPr>
+          <w:rtl/>
+          <w:cs/>
+          <w:lang w:val="ar_AE" w:bidi="ar_AE"/>
+        </w:rPr>
+      </w:r>
+      <w:r>
+        <w:rPr>
+          <w:rtl/>
+          <w:cs/>
+          <w:lang w:val="ar_AE" w:bidi="ar_AE"/>
+        </w:rPr>
+      </w:r>
+    </w:p>
+    <w:p>
+      <w:pPr>
+        <w:bidi/>
+      </w:pPr>
+      <w:r>
+        <w:rPr>
+          <w:rtl/>
+          <w:cs/>
           <w:lang w:val="ar_AE" w:bidi="ar_AE"/>
         </w:rPr>
       </w:r>
@@ -547,28 +677,36 @@
       </w:pPr>
       <w:r>
         <w:rPr>
+          <w:rtl/>
+          <w:cs/>
           <w:lang w:val="ar_AE" w:bidi="ar_AE"/>
         </w:rPr>
         <w:t>يَهوذَا 1: 3 (#2)</w:t>
       </w:r>
       <w:r>
         <w:rPr>
-          <w:lang w:val="ar_AE" w:bidi="ar_AE"/>
-        </w:rPr>
-      </w:r>
-    </w:p>
-    <w:p>
-      <w:pPr>
-        <w:bidi/>
-      </w:pPr>
-      <w:r>
-        <w:rPr>
+          <w:rtl/>
+          <w:cs/>
+          <w:lang w:val="ar_AE" w:bidi="ar_AE"/>
+        </w:rPr>
+      </w:r>
+    </w:p>
+    <w:p>
+      <w:pPr>
+        <w:bidi/>
+      </w:pPr>
+      <w:r>
+        <w:rPr>
+          <w:rtl/>
+          <w:cs/>
           <w:lang w:val="ar_AE" w:bidi="ar_AE"/>
         </w:rPr>
       </w:r>
       <w:r>
         <w:rPr>
           <w:b/>
+          <w:rtl/>
+          <w:cs/>
           <w:lang w:val="ar_AE" w:bidi="ar_AE"/>
         </w:rPr>
         <w:t>عن ماذا كتب يَهوذَا فعلًا؟</w:t>
@@ -580,32 +718,42 @@
       </w:pPr>
       <w:r>
         <w:rPr>
-          <w:lang w:val="ar_AE" w:bidi="ar_AE"/>
-        </w:rPr>
-      </w:r>
-      <w:r>
-        <w:rPr>
+          <w:rtl/>
+          <w:cs/>
+          <w:lang w:val="ar_AE" w:bidi="ar_AE"/>
+        </w:rPr>
+      </w:r>
+      <w:r>
+        <w:rPr>
+          <w:rtl/>
+          <w:cs/>
           <w:lang w:val="ar_AE" w:bidi="ar_AE"/>
         </w:rPr>
         <w:t>كتب يَهوذَا عن الحاجة إلى الاجتهاد من أجل الإيمان المُسلَّم للقديسين.</w:t>
       </w:r>
       <w:r>
         <w:rPr>
-          <w:lang w:val="ar_AE" w:bidi="ar_AE"/>
-        </w:rPr>
-      </w:r>
-      <w:r>
-        <w:rPr>
-          <w:lang w:val="ar_AE" w:bidi="ar_AE"/>
-        </w:rPr>
-      </w:r>
-    </w:p>
-    <w:p>
-      <w:pPr>
-        <w:bidi/>
-      </w:pPr>
-      <w:r>
-        <w:rPr>
+          <w:rtl/>
+          <w:cs/>
+          <w:lang w:val="ar_AE" w:bidi="ar_AE"/>
+        </w:rPr>
+      </w:r>
+      <w:r>
+        <w:rPr>
+          <w:rtl/>
+          <w:cs/>
+          <w:lang w:val="ar_AE" w:bidi="ar_AE"/>
+        </w:rPr>
+      </w:r>
+    </w:p>
+    <w:p>
+      <w:pPr>
+        <w:bidi/>
+      </w:pPr>
+      <w:r>
+        <w:rPr>
+          <w:rtl/>
+          <w:cs/>
           <w:lang w:val="ar_AE" w:bidi="ar_AE"/>
         </w:rPr>
       </w:r>
@@ -617,28 +765,36 @@
       </w:pPr>
       <w:r>
         <w:rPr>
+          <w:rtl/>
+          <w:cs/>
           <w:lang w:val="ar_AE" w:bidi="ar_AE"/>
         </w:rPr>
         <w:t>يَهوذَا 1: 4</w:t>
       </w:r>
       <w:r>
         <w:rPr>
-          <w:lang w:val="ar_AE" w:bidi="ar_AE"/>
-        </w:rPr>
-      </w:r>
-    </w:p>
-    <w:p>
-      <w:pPr>
-        <w:bidi/>
-      </w:pPr>
-      <w:r>
-        <w:rPr>
+          <w:rtl/>
+          <w:cs/>
+          <w:lang w:val="ar_AE" w:bidi="ar_AE"/>
+        </w:rPr>
+      </w:r>
+    </w:p>
+    <w:p>
+      <w:pPr>
+        <w:bidi/>
+      </w:pPr>
+      <w:r>
+        <w:rPr>
+          <w:rtl/>
+          <w:cs/>
           <w:lang w:val="ar_AE" w:bidi="ar_AE"/>
         </w:rPr>
       </w:r>
       <w:r>
         <w:rPr>
           <w:b/>
+          <w:rtl/>
+          <w:cs/>
           <w:lang w:val="ar_AE" w:bidi="ar_AE"/>
         </w:rPr>
         <w:t>كيف جاء بعض الرجال المُدانين وغير الأتقياء؟</w:t>
@@ -650,32 +806,42 @@
       </w:pPr>
       <w:r>
         <w:rPr>
-          <w:lang w:val="ar_AE" w:bidi="ar_AE"/>
-        </w:rPr>
-      </w:r>
-      <w:r>
-        <w:rPr>
+          <w:rtl/>
+          <w:cs/>
+          <w:lang w:val="ar_AE" w:bidi="ar_AE"/>
+        </w:rPr>
+      </w:r>
+      <w:r>
+        <w:rPr>
+          <w:rtl/>
+          <w:cs/>
           <w:lang w:val="ar_AE" w:bidi="ar_AE"/>
         </w:rPr>
         <w:t>جاء بعض الرجال المُدانين وغير الأتقياء خُلْسَة.</w:t>
       </w:r>
       <w:r>
         <w:rPr>
-          <w:lang w:val="ar_AE" w:bidi="ar_AE"/>
-        </w:rPr>
-      </w:r>
-      <w:r>
-        <w:rPr>
-          <w:lang w:val="ar_AE" w:bidi="ar_AE"/>
-        </w:rPr>
-      </w:r>
-    </w:p>
-    <w:p>
-      <w:pPr>
-        <w:bidi/>
-      </w:pPr>
-      <w:r>
-        <w:rPr>
+          <w:rtl/>
+          <w:cs/>
+          <w:lang w:val="ar_AE" w:bidi="ar_AE"/>
+        </w:rPr>
+      </w:r>
+      <w:r>
+        <w:rPr>
+          <w:rtl/>
+          <w:cs/>
+          <w:lang w:val="ar_AE" w:bidi="ar_AE"/>
+        </w:rPr>
+      </w:r>
+    </w:p>
+    <w:p>
+      <w:pPr>
+        <w:bidi/>
+      </w:pPr>
+      <w:r>
+        <w:rPr>
+          <w:rtl/>
+          <w:cs/>
           <w:lang w:val="ar_AE" w:bidi="ar_AE"/>
         </w:rPr>
       </w:r>
@@ -687,28 +853,36 @@
       </w:pPr>
       <w:r>
         <w:rPr>
+          <w:rtl/>
+          <w:cs/>
           <w:lang w:val="ar_AE" w:bidi="ar_AE"/>
         </w:rPr>
         <w:t>يَهوذَا 1: 4 (#2)</w:t>
       </w:r>
       <w:r>
         <w:rPr>
-          <w:lang w:val="ar_AE" w:bidi="ar_AE"/>
-        </w:rPr>
-      </w:r>
-    </w:p>
-    <w:p>
-      <w:pPr>
-        <w:bidi/>
-      </w:pPr>
-      <w:r>
-        <w:rPr>
+          <w:rtl/>
+          <w:cs/>
+          <w:lang w:val="ar_AE" w:bidi="ar_AE"/>
+        </w:rPr>
+      </w:r>
+    </w:p>
+    <w:p>
+      <w:pPr>
+        <w:bidi/>
+      </w:pPr>
+      <w:r>
+        <w:rPr>
+          <w:rtl/>
+          <w:cs/>
           <w:lang w:val="ar_AE" w:bidi="ar_AE"/>
         </w:rPr>
       </w:r>
       <w:r>
         <w:rPr>
           <w:b/>
+          <w:rtl/>
+          <w:cs/>
           <w:lang w:val="ar_AE" w:bidi="ar_AE"/>
         </w:rPr>
         <w:t>ماذا فعل الرجال المُدانون وغير الأتقياء؟</w:t>
@@ -720,32 +894,42 @@
       </w:pPr>
       <w:r>
         <w:rPr>
-          <w:lang w:val="ar_AE" w:bidi="ar_AE"/>
-        </w:rPr>
-      </w:r>
-      <w:r>
-        <w:rPr>
+          <w:rtl/>
+          <w:cs/>
+          <w:lang w:val="ar_AE" w:bidi="ar_AE"/>
+        </w:rPr>
+      </w:r>
+      <w:r>
+        <w:rPr>
+          <w:rtl/>
+          <w:cs/>
           <w:lang w:val="ar_AE" w:bidi="ar_AE"/>
         </w:rPr>
         <w:t>لقد حولوا نعمة ٱللهِ إلى الفجور الجنسي وأنكروا يَسوع ٱلْمَسِيحِ.</w:t>
       </w:r>
       <w:r>
         <w:rPr>
-          <w:lang w:val="ar_AE" w:bidi="ar_AE"/>
-        </w:rPr>
-      </w:r>
-      <w:r>
-        <w:rPr>
-          <w:lang w:val="ar_AE" w:bidi="ar_AE"/>
-        </w:rPr>
-      </w:r>
-    </w:p>
-    <w:p>
-      <w:pPr>
-        <w:bidi/>
-      </w:pPr>
-      <w:r>
-        <w:rPr>
+          <w:rtl/>
+          <w:cs/>
+          <w:lang w:val="ar_AE" w:bidi="ar_AE"/>
+        </w:rPr>
+      </w:r>
+      <w:r>
+        <w:rPr>
+          <w:rtl/>
+          <w:cs/>
+          <w:lang w:val="ar_AE" w:bidi="ar_AE"/>
+        </w:rPr>
+      </w:r>
+    </w:p>
+    <w:p>
+      <w:pPr>
+        <w:bidi/>
+      </w:pPr>
+      <w:r>
+        <w:rPr>
+          <w:rtl/>
+          <w:cs/>
           <w:lang w:val="ar_AE" w:bidi="ar_AE"/>
         </w:rPr>
       </w:r>
@@ -757,28 +941,36 @@
       </w:pPr>
       <w:r>
         <w:rPr>
+          <w:rtl/>
+          <w:cs/>
           <w:lang w:val="ar_AE" w:bidi="ar_AE"/>
         </w:rPr>
         <w:t>يَهوذَا 1: 5</w:t>
       </w:r>
       <w:r>
         <w:rPr>
-          <w:lang w:val="ar_AE" w:bidi="ar_AE"/>
-        </w:rPr>
-      </w:r>
-    </w:p>
-    <w:p>
-      <w:pPr>
-        <w:bidi/>
-      </w:pPr>
-      <w:r>
-        <w:rPr>
+          <w:rtl/>
+          <w:cs/>
+          <w:lang w:val="ar_AE" w:bidi="ar_AE"/>
+        </w:rPr>
+      </w:r>
+    </w:p>
+    <w:p>
+      <w:pPr>
+        <w:bidi/>
+      </w:pPr>
+      <w:r>
+        <w:rPr>
+          <w:rtl/>
+          <w:cs/>
           <w:lang w:val="ar_AE" w:bidi="ar_AE"/>
         </w:rPr>
       </w:r>
       <w:r>
         <w:rPr>
           <w:b/>
+          <w:rtl/>
+          <w:cs/>
           <w:lang w:val="ar_AE" w:bidi="ar_AE"/>
         </w:rPr>
         <w:t>مِن أين خلَّص الرب الشعب مرة؟</w:t>
@@ -790,32 +982,42 @@
       </w:pPr>
       <w:r>
         <w:rPr>
-          <w:lang w:val="ar_AE" w:bidi="ar_AE"/>
-        </w:rPr>
-      </w:r>
-      <w:r>
-        <w:rPr>
+          <w:rtl/>
+          <w:cs/>
+          <w:lang w:val="ar_AE" w:bidi="ar_AE"/>
+        </w:rPr>
+      </w:r>
+      <w:r>
+        <w:rPr>
+          <w:rtl/>
+          <w:cs/>
           <w:lang w:val="ar_AE" w:bidi="ar_AE"/>
         </w:rPr>
         <w:t>خلَّصهم الرب من أرض مصر.</w:t>
       </w:r>
       <w:r>
         <w:rPr>
-          <w:lang w:val="ar_AE" w:bidi="ar_AE"/>
-        </w:rPr>
-      </w:r>
-      <w:r>
-        <w:rPr>
-          <w:lang w:val="ar_AE" w:bidi="ar_AE"/>
-        </w:rPr>
-      </w:r>
-    </w:p>
-    <w:p>
-      <w:pPr>
-        <w:bidi/>
-      </w:pPr>
-      <w:r>
-        <w:rPr>
+          <w:rtl/>
+          <w:cs/>
+          <w:lang w:val="ar_AE" w:bidi="ar_AE"/>
+        </w:rPr>
+      </w:r>
+      <w:r>
+        <w:rPr>
+          <w:rtl/>
+          <w:cs/>
+          <w:lang w:val="ar_AE" w:bidi="ar_AE"/>
+        </w:rPr>
+      </w:r>
+    </w:p>
+    <w:p>
+      <w:pPr>
+        <w:bidi/>
+      </w:pPr>
+      <w:r>
+        <w:rPr>
+          <w:rtl/>
+          <w:cs/>
           <w:lang w:val="ar_AE" w:bidi="ar_AE"/>
         </w:rPr>
       </w:r>
@@ -827,28 +1029,36 @@
       </w:pPr>
       <w:r>
         <w:rPr>
+          <w:rtl/>
+          <w:cs/>
           <w:lang w:val="ar_AE" w:bidi="ar_AE"/>
         </w:rPr>
         <w:t>يَهوذَا 1: 5 (#2)</w:t>
       </w:r>
       <w:r>
         <w:rPr>
-          <w:lang w:val="ar_AE" w:bidi="ar_AE"/>
-        </w:rPr>
-      </w:r>
-    </w:p>
-    <w:p>
-      <w:pPr>
-        <w:bidi/>
-      </w:pPr>
-      <w:r>
-        <w:rPr>
+          <w:rtl/>
+          <w:cs/>
+          <w:lang w:val="ar_AE" w:bidi="ar_AE"/>
+        </w:rPr>
+      </w:r>
+    </w:p>
+    <w:p>
+      <w:pPr>
+        <w:bidi/>
+      </w:pPr>
+      <w:r>
+        <w:rPr>
+          <w:rtl/>
+          <w:cs/>
           <w:lang w:val="ar_AE" w:bidi="ar_AE"/>
         </w:rPr>
       </w:r>
       <w:r>
         <w:rPr>
           <w:b/>
+          <w:rtl/>
+          <w:cs/>
           <w:lang w:val="ar_AE" w:bidi="ar_AE"/>
         </w:rPr>
         <w:t>ماذا فعلَ الرب لأولئك الذين لم يؤمنوا؟</w:t>
@@ -860,32 +1070,42 @@
       </w:pPr>
       <w:r>
         <w:rPr>
-          <w:lang w:val="ar_AE" w:bidi="ar_AE"/>
-        </w:rPr>
-      </w:r>
-      <w:r>
-        <w:rPr>
+          <w:rtl/>
+          <w:cs/>
+          <w:lang w:val="ar_AE" w:bidi="ar_AE"/>
+        </w:rPr>
+      </w:r>
+      <w:r>
+        <w:rPr>
+          <w:rtl/>
+          <w:cs/>
           <w:lang w:val="ar_AE" w:bidi="ar_AE"/>
         </w:rPr>
         <w:t>أهلكَ أولئك الذين لم يؤمنوا.</w:t>
       </w:r>
       <w:r>
         <w:rPr>
-          <w:lang w:val="ar_AE" w:bidi="ar_AE"/>
-        </w:rPr>
-      </w:r>
-      <w:r>
-        <w:rPr>
-          <w:lang w:val="ar_AE" w:bidi="ar_AE"/>
-        </w:rPr>
-      </w:r>
-    </w:p>
-    <w:p>
-      <w:pPr>
-        <w:bidi/>
-      </w:pPr>
-      <w:r>
-        <w:rPr>
+          <w:rtl/>
+          <w:cs/>
+          <w:lang w:val="ar_AE" w:bidi="ar_AE"/>
+        </w:rPr>
+      </w:r>
+      <w:r>
+        <w:rPr>
+          <w:rtl/>
+          <w:cs/>
+          <w:lang w:val="ar_AE" w:bidi="ar_AE"/>
+        </w:rPr>
+      </w:r>
+    </w:p>
+    <w:p>
+      <w:pPr>
+        <w:bidi/>
+      </w:pPr>
+      <w:r>
+        <w:rPr>
+          <w:rtl/>
+          <w:cs/>
           <w:lang w:val="ar_AE" w:bidi="ar_AE"/>
         </w:rPr>
       </w:r>
@@ -897,28 +1117,36 @@
       </w:pPr>
       <w:r>
         <w:rPr>
+          <w:rtl/>
+          <w:cs/>
           <w:lang w:val="ar_AE" w:bidi="ar_AE"/>
         </w:rPr>
         <w:t>يَهوذَا 1: 6</w:t>
       </w:r>
       <w:r>
         <w:rPr>
-          <w:lang w:val="ar_AE" w:bidi="ar_AE"/>
-        </w:rPr>
-      </w:r>
-    </w:p>
-    <w:p>
-      <w:pPr>
-        <w:bidi/>
-      </w:pPr>
-      <w:r>
-        <w:rPr>
+          <w:rtl/>
+          <w:cs/>
+          <w:lang w:val="ar_AE" w:bidi="ar_AE"/>
+        </w:rPr>
+      </w:r>
+    </w:p>
+    <w:p>
+      <w:pPr>
+        <w:bidi/>
+      </w:pPr>
+      <w:r>
+        <w:rPr>
+          <w:rtl/>
+          <w:cs/>
           <w:lang w:val="ar_AE" w:bidi="ar_AE"/>
         </w:rPr>
       </w:r>
       <w:r>
         <w:rPr>
           <w:b/>
+          <w:rtl/>
+          <w:cs/>
           <w:lang w:val="ar_AE" w:bidi="ar_AE"/>
         </w:rPr>
         <w:t>ماذا فعل الرب بالملائكة الذين تركوا رياستهم؟</w:t>
@@ -930,32 +1158,42 @@
       </w:pPr>
       <w:r>
         <w:rPr>
-          <w:lang w:val="ar_AE" w:bidi="ar_AE"/>
-        </w:rPr>
-      </w:r>
-      <w:r>
-        <w:rPr>
+          <w:rtl/>
+          <w:cs/>
+          <w:lang w:val="ar_AE" w:bidi="ar_AE"/>
+        </w:rPr>
+      </w:r>
+      <w:r>
+        <w:rPr>
+          <w:rtl/>
+          <w:cs/>
           <w:lang w:val="ar_AE" w:bidi="ar_AE"/>
         </w:rPr>
         <w:t>وضعهم الرب في قيود وظلام إلى دينونة اليوم العظيم.</w:t>
       </w:r>
       <w:r>
         <w:rPr>
-          <w:lang w:val="ar_AE" w:bidi="ar_AE"/>
-        </w:rPr>
-      </w:r>
-      <w:r>
-        <w:rPr>
-          <w:lang w:val="ar_AE" w:bidi="ar_AE"/>
-        </w:rPr>
-      </w:r>
-    </w:p>
-    <w:p>
-      <w:pPr>
-        <w:bidi/>
-      </w:pPr>
-      <w:r>
-        <w:rPr>
+          <w:rtl/>
+          <w:cs/>
+          <w:lang w:val="ar_AE" w:bidi="ar_AE"/>
+        </w:rPr>
+      </w:r>
+      <w:r>
+        <w:rPr>
+          <w:rtl/>
+          <w:cs/>
+          <w:lang w:val="ar_AE" w:bidi="ar_AE"/>
+        </w:rPr>
+      </w:r>
+    </w:p>
+    <w:p>
+      <w:pPr>
+        <w:bidi/>
+      </w:pPr>
+      <w:r>
+        <w:rPr>
+          <w:rtl/>
+          <w:cs/>
           <w:lang w:val="ar_AE" w:bidi="ar_AE"/>
         </w:rPr>
       </w:r>
@@ -967,28 +1205,36 @@
       </w:pPr>
       <w:r>
         <w:rPr>
+          <w:rtl/>
+          <w:cs/>
           <w:lang w:val="ar_AE" w:bidi="ar_AE"/>
         </w:rPr>
         <w:t>يَهوذَا 1: 7</w:t>
       </w:r>
       <w:r>
         <w:rPr>
-          <w:lang w:val="ar_AE" w:bidi="ar_AE"/>
-        </w:rPr>
-      </w:r>
-    </w:p>
-    <w:p>
-      <w:pPr>
-        <w:bidi/>
-      </w:pPr>
-      <w:r>
-        <w:rPr>
+          <w:rtl/>
+          <w:cs/>
+          <w:lang w:val="ar_AE" w:bidi="ar_AE"/>
+        </w:rPr>
+      </w:r>
+    </w:p>
+    <w:p>
+      <w:pPr>
+        <w:bidi/>
+      </w:pPr>
+      <w:r>
+        <w:rPr>
+          <w:rtl/>
+          <w:cs/>
           <w:lang w:val="ar_AE" w:bidi="ar_AE"/>
         </w:rPr>
       </w:r>
       <w:r>
         <w:rPr>
           <w:b/>
+          <w:rtl/>
+          <w:cs/>
           <w:lang w:val="ar_AE" w:bidi="ar_AE"/>
         </w:rPr>
         <w:t>ماذا فعلت سَدومَ، عَمورَةَ، والمدن المحيطة بهما؟</w:t>
@@ -1000,32 +1246,42 @@
       </w:pPr>
       <w:r>
         <w:rPr>
-          <w:lang w:val="ar_AE" w:bidi="ar_AE"/>
-        </w:rPr>
-      </w:r>
-      <w:r>
-        <w:rPr>
+          <w:rtl/>
+          <w:cs/>
+          <w:lang w:val="ar_AE" w:bidi="ar_AE"/>
+        </w:rPr>
+      </w:r>
+      <w:r>
+        <w:rPr>
+          <w:rtl/>
+          <w:cs/>
           <w:lang w:val="ar_AE" w:bidi="ar_AE"/>
         </w:rPr>
         <w:t>مارسوا الزنى وتبعوا رغبات غير طبيعية.</w:t>
       </w:r>
       <w:r>
         <w:rPr>
-          <w:lang w:val="ar_AE" w:bidi="ar_AE"/>
-        </w:rPr>
-      </w:r>
-      <w:r>
-        <w:rPr>
-          <w:lang w:val="ar_AE" w:bidi="ar_AE"/>
-        </w:rPr>
-      </w:r>
-    </w:p>
-    <w:p>
-      <w:pPr>
-        <w:bidi/>
-      </w:pPr>
-      <w:r>
-        <w:rPr>
+          <w:rtl/>
+          <w:cs/>
+          <w:lang w:val="ar_AE" w:bidi="ar_AE"/>
+        </w:rPr>
+      </w:r>
+      <w:r>
+        <w:rPr>
+          <w:rtl/>
+          <w:cs/>
+          <w:lang w:val="ar_AE" w:bidi="ar_AE"/>
+        </w:rPr>
+      </w:r>
+    </w:p>
+    <w:p>
+      <w:pPr>
+        <w:bidi/>
+      </w:pPr>
+      <w:r>
+        <w:rPr>
+          <w:rtl/>
+          <w:cs/>
           <w:lang w:val="ar_AE" w:bidi="ar_AE"/>
         </w:rPr>
       </w:r>
@@ -1037,28 +1293,36 @@
       </w:pPr>
       <w:r>
         <w:rPr>
+          <w:rtl/>
+          <w:cs/>
           <w:lang w:val="ar_AE" w:bidi="ar_AE"/>
         </w:rPr>
         <w:t>يَهوذَا 1: 8</w:t>
       </w:r>
       <w:r>
         <w:rPr>
-          <w:lang w:val="ar_AE" w:bidi="ar_AE"/>
-        </w:rPr>
-      </w:r>
-    </w:p>
-    <w:p>
-      <w:pPr>
-        <w:bidi/>
-      </w:pPr>
-      <w:r>
-        <w:rPr>
+          <w:rtl/>
+          <w:cs/>
+          <w:lang w:val="ar_AE" w:bidi="ar_AE"/>
+        </w:rPr>
+      </w:r>
+    </w:p>
+    <w:p>
+      <w:pPr>
+        <w:bidi/>
+      </w:pPr>
+      <w:r>
+        <w:rPr>
+          <w:rtl/>
+          <w:cs/>
           <w:lang w:val="ar_AE" w:bidi="ar_AE"/>
         </w:rPr>
       </w:r>
       <w:r>
         <w:rPr>
           <w:b/>
+          <w:rtl/>
+          <w:cs/>
           <w:lang w:val="ar_AE" w:bidi="ar_AE"/>
         </w:rPr>
         <w:t>مثل سَدومَ، عَمورَةَ، والمدن المحيطة بهما، ماذا يفعل الرجال المُدانون وغير الأتقياء؟</w:t>
@@ -1070,32 +1334,42 @@
       </w:pPr>
       <w:r>
         <w:rPr>
-          <w:lang w:val="ar_AE" w:bidi="ar_AE"/>
-        </w:rPr>
-      </w:r>
-      <w:r>
-        <w:rPr>
+          <w:rtl/>
+          <w:cs/>
+          <w:lang w:val="ar_AE" w:bidi="ar_AE"/>
+        </w:rPr>
+      </w:r>
+      <w:r>
+        <w:rPr>
+          <w:rtl/>
+          <w:cs/>
           <w:lang w:val="ar_AE" w:bidi="ar_AE"/>
         </w:rPr>
         <w:t>يدنسون أجسادهم في أحلامهم، يرفضون السلطة ويتكلَّمون بكلام شرير.</w:t>
       </w:r>
       <w:r>
         <w:rPr>
-          <w:lang w:val="ar_AE" w:bidi="ar_AE"/>
-        </w:rPr>
-      </w:r>
-      <w:r>
-        <w:rPr>
-          <w:lang w:val="ar_AE" w:bidi="ar_AE"/>
-        </w:rPr>
-      </w:r>
-    </w:p>
-    <w:p>
-      <w:pPr>
-        <w:bidi/>
-      </w:pPr>
-      <w:r>
-        <w:rPr>
+          <w:rtl/>
+          <w:cs/>
+          <w:lang w:val="ar_AE" w:bidi="ar_AE"/>
+        </w:rPr>
+      </w:r>
+      <w:r>
+        <w:rPr>
+          <w:rtl/>
+          <w:cs/>
+          <w:lang w:val="ar_AE" w:bidi="ar_AE"/>
+        </w:rPr>
+      </w:r>
+    </w:p>
+    <w:p>
+      <w:pPr>
+        <w:bidi/>
+      </w:pPr>
+      <w:r>
+        <w:rPr>
+          <w:rtl/>
+          <w:cs/>
           <w:lang w:val="ar_AE" w:bidi="ar_AE"/>
         </w:rPr>
       </w:r>
@@ -1107,28 +1381,36 @@
       </w:pPr>
       <w:r>
         <w:rPr>
+          <w:rtl/>
+          <w:cs/>
           <w:lang w:val="ar_AE" w:bidi="ar_AE"/>
         </w:rPr>
         <w:t>يَهوذَا 1: 9</w:t>
       </w:r>
       <w:r>
         <w:rPr>
-          <w:lang w:val="ar_AE" w:bidi="ar_AE"/>
-        </w:rPr>
-      </w:r>
-    </w:p>
-    <w:p>
-      <w:pPr>
-        <w:bidi/>
-      </w:pPr>
-      <w:r>
-        <w:rPr>
+          <w:rtl/>
+          <w:cs/>
+          <w:lang w:val="ar_AE" w:bidi="ar_AE"/>
+        </w:rPr>
+      </w:r>
+    </w:p>
+    <w:p>
+      <w:pPr>
+        <w:bidi/>
+      </w:pPr>
+      <w:r>
+        <w:rPr>
+          <w:rtl/>
+          <w:cs/>
           <w:lang w:val="ar_AE" w:bidi="ar_AE"/>
         </w:rPr>
       </w:r>
       <w:r>
         <w:rPr>
           <w:b/>
+          <w:rtl/>
+          <w:cs/>
           <w:lang w:val="ar_AE" w:bidi="ar_AE"/>
         </w:rPr>
         <w:t>ماذا قال الملاك ميخائيل للشيطان؟</w:t>
@@ -1140,32 +1422,42 @@
       </w:pPr>
       <w:r>
         <w:rPr>
-          <w:lang w:val="ar_AE" w:bidi="ar_AE"/>
-        </w:rPr>
-      </w:r>
-      <w:r>
-        <w:rPr>
+          <w:rtl/>
+          <w:cs/>
+          <w:lang w:val="ar_AE" w:bidi="ar_AE"/>
+        </w:rPr>
+      </w:r>
+      <w:r>
+        <w:rPr>
+          <w:rtl/>
+          <w:cs/>
           <w:lang w:val="ar_AE" w:bidi="ar_AE"/>
         </w:rPr>
         <w:t>قال الملاك مِيخَائِيلَ: "لينتهرك الرب!"</w:t>
       </w:r>
       <w:r>
         <w:rPr>
-          <w:lang w:val="ar_AE" w:bidi="ar_AE"/>
-        </w:rPr>
-      </w:r>
-      <w:r>
-        <w:rPr>
-          <w:lang w:val="ar_AE" w:bidi="ar_AE"/>
-        </w:rPr>
-      </w:r>
-    </w:p>
-    <w:p>
-      <w:pPr>
-        <w:bidi/>
-      </w:pPr>
-      <w:r>
-        <w:rPr>
+          <w:rtl/>
+          <w:cs/>
+          <w:lang w:val="ar_AE" w:bidi="ar_AE"/>
+        </w:rPr>
+      </w:r>
+      <w:r>
+        <w:rPr>
+          <w:rtl/>
+          <w:cs/>
+          <w:lang w:val="ar_AE" w:bidi="ar_AE"/>
+        </w:rPr>
+      </w:r>
+    </w:p>
+    <w:p>
+      <w:pPr>
+        <w:bidi/>
+      </w:pPr>
+      <w:r>
+        <w:rPr>
+          <w:rtl/>
+          <w:cs/>
           <w:lang w:val="ar_AE" w:bidi="ar_AE"/>
         </w:rPr>
       </w:r>
@@ -1177,28 +1469,36 @@
       </w:pPr>
       <w:r>
         <w:rPr>
+          <w:rtl/>
+          <w:cs/>
           <w:lang w:val="ar_AE" w:bidi="ar_AE"/>
         </w:rPr>
         <w:t>يَهوذَا 1: 12</w:t>
       </w:r>
       <w:r>
         <w:rPr>
-          <w:lang w:val="ar_AE" w:bidi="ar_AE"/>
-        </w:rPr>
-      </w:r>
-    </w:p>
-    <w:p>
-      <w:pPr>
-        <w:bidi/>
-      </w:pPr>
-      <w:r>
-        <w:rPr>
+          <w:rtl/>
+          <w:cs/>
+          <w:lang w:val="ar_AE" w:bidi="ar_AE"/>
+        </w:rPr>
+      </w:r>
+    </w:p>
+    <w:p>
+      <w:pPr>
+        <w:bidi/>
+      </w:pPr>
+      <w:r>
+        <w:rPr>
+          <w:rtl/>
+          <w:cs/>
           <w:lang w:val="ar_AE" w:bidi="ar_AE"/>
         </w:rPr>
       </w:r>
       <w:r>
         <w:rPr>
           <w:b/>
+          <w:rtl/>
+          <w:cs/>
           <w:lang w:val="ar_AE" w:bidi="ar_AE"/>
         </w:rPr>
         <w:t>مَن يرعى الرجال المُدانون والفاسقون بلا خجل؟</w:t>
@@ -1210,32 +1510,42 @@
       </w:pPr>
       <w:r>
         <w:rPr>
-          <w:lang w:val="ar_AE" w:bidi="ar_AE"/>
-        </w:rPr>
-      </w:r>
-      <w:r>
-        <w:rPr>
+          <w:rtl/>
+          <w:cs/>
+          <w:lang w:val="ar_AE" w:bidi="ar_AE"/>
+        </w:rPr>
+      </w:r>
+      <w:r>
+        <w:rPr>
+          <w:rtl/>
+          <w:cs/>
           <w:lang w:val="ar_AE" w:bidi="ar_AE"/>
         </w:rPr>
         <w:t>يرعون أنفسهم بلا خجل.</w:t>
       </w:r>
       <w:r>
         <w:rPr>
-          <w:lang w:val="ar_AE" w:bidi="ar_AE"/>
-        </w:rPr>
-      </w:r>
-      <w:r>
-        <w:rPr>
-          <w:lang w:val="ar_AE" w:bidi="ar_AE"/>
-        </w:rPr>
-      </w:r>
-    </w:p>
-    <w:p>
-      <w:pPr>
-        <w:bidi/>
-      </w:pPr>
-      <w:r>
-        <w:rPr>
+          <w:rtl/>
+          <w:cs/>
+          <w:lang w:val="ar_AE" w:bidi="ar_AE"/>
+        </w:rPr>
+      </w:r>
+      <w:r>
+        <w:rPr>
+          <w:rtl/>
+          <w:cs/>
+          <w:lang w:val="ar_AE" w:bidi="ar_AE"/>
+        </w:rPr>
+      </w:r>
+    </w:p>
+    <w:p>
+      <w:pPr>
+        <w:bidi/>
+      </w:pPr>
+      <w:r>
+        <w:rPr>
+          <w:rtl/>
+          <w:cs/>
           <w:lang w:val="ar_AE" w:bidi="ar_AE"/>
         </w:rPr>
       </w:r>
@@ -1247,28 +1557,36 @@
       </w:pPr>
       <w:r>
         <w:rPr>
+          <w:rtl/>
+          <w:cs/>
           <w:lang w:val="ar_AE" w:bidi="ar_AE"/>
         </w:rPr>
         <w:t>يَهوذَا 1: 14</w:t>
       </w:r>
       <w:r>
         <w:rPr>
-          <w:lang w:val="ar_AE" w:bidi="ar_AE"/>
-        </w:rPr>
-      </w:r>
-    </w:p>
-    <w:p>
-      <w:pPr>
-        <w:bidi/>
-      </w:pPr>
-      <w:r>
-        <w:rPr>
+          <w:rtl/>
+          <w:cs/>
+          <w:lang w:val="ar_AE" w:bidi="ar_AE"/>
+        </w:rPr>
+      </w:r>
+    </w:p>
+    <w:p>
+      <w:pPr>
+        <w:bidi/>
+      </w:pPr>
+      <w:r>
+        <w:rPr>
+          <w:rtl/>
+          <w:cs/>
           <w:lang w:val="ar_AE" w:bidi="ar_AE"/>
         </w:rPr>
       </w:r>
       <w:r>
         <w:rPr>
           <w:b/>
+          <w:rtl/>
+          <w:cs/>
           <w:lang w:val="ar_AE" w:bidi="ar_AE"/>
         </w:rPr>
         <w:t xml:space="preserve"> في أي مكان كان أَخْنوخَ في سلالة آدَم؟</w:t>
@@ -1280,32 +1598,42 @@
       </w:pPr>
       <w:r>
         <w:rPr>
-          <w:lang w:val="ar_AE" w:bidi="ar_AE"/>
-        </w:rPr>
-      </w:r>
-      <w:r>
-        <w:rPr>
+          <w:rtl/>
+          <w:cs/>
+          <w:lang w:val="ar_AE" w:bidi="ar_AE"/>
+        </w:rPr>
+      </w:r>
+      <w:r>
+        <w:rPr>
+          <w:rtl/>
+          <w:cs/>
           <w:lang w:val="ar_AE" w:bidi="ar_AE"/>
         </w:rPr>
         <w:t>كان أَخْنوخَ السابع في السلالة من آدَم.</w:t>
       </w:r>
       <w:r>
         <w:rPr>
-          <w:lang w:val="ar_AE" w:bidi="ar_AE"/>
-        </w:rPr>
-      </w:r>
-      <w:r>
-        <w:rPr>
-          <w:lang w:val="ar_AE" w:bidi="ar_AE"/>
-        </w:rPr>
-      </w:r>
-    </w:p>
-    <w:p>
-      <w:pPr>
-        <w:bidi/>
-      </w:pPr>
-      <w:r>
-        <w:rPr>
+          <w:rtl/>
+          <w:cs/>
+          <w:lang w:val="ar_AE" w:bidi="ar_AE"/>
+        </w:rPr>
+      </w:r>
+      <w:r>
+        <w:rPr>
+          <w:rtl/>
+          <w:cs/>
+          <w:lang w:val="ar_AE" w:bidi="ar_AE"/>
+        </w:rPr>
+      </w:r>
+    </w:p>
+    <w:p>
+      <w:pPr>
+        <w:bidi/>
+      </w:pPr>
+      <w:r>
+        <w:rPr>
+          <w:rtl/>
+          <w:cs/>
           <w:lang w:val="ar_AE" w:bidi="ar_AE"/>
         </w:rPr>
       </w:r>
@@ -1317,28 +1645,36 @@
       </w:pPr>
       <w:r>
         <w:rPr>
+          <w:rtl/>
+          <w:cs/>
           <w:lang w:val="ar_AE" w:bidi="ar_AE"/>
         </w:rPr>
         <w:t>يَهوذَا 1: 15</w:t>
       </w:r>
       <w:r>
         <w:rPr>
-          <w:lang w:val="ar_AE" w:bidi="ar_AE"/>
-        </w:rPr>
-      </w:r>
-    </w:p>
-    <w:p>
-      <w:pPr>
-        <w:bidi/>
-      </w:pPr>
-      <w:r>
-        <w:rPr>
+          <w:rtl/>
+          <w:cs/>
+          <w:lang w:val="ar_AE" w:bidi="ar_AE"/>
+        </w:rPr>
+      </w:r>
+    </w:p>
+    <w:p>
+      <w:pPr>
+        <w:bidi/>
+      </w:pPr>
+      <w:r>
+        <w:rPr>
+          <w:rtl/>
+          <w:cs/>
           <w:lang w:val="ar_AE" w:bidi="ar_AE"/>
         </w:rPr>
       </w:r>
       <w:r>
         <w:rPr>
           <w:b/>
+          <w:rtl/>
+          <w:cs/>
           <w:lang w:val="ar_AE" w:bidi="ar_AE"/>
         </w:rPr>
         <w:t>على مَن سينفذ الرب الحُكم؟</w:t>
@@ -1350,32 +1686,42 @@
       </w:pPr>
       <w:r>
         <w:rPr>
-          <w:lang w:val="ar_AE" w:bidi="ar_AE"/>
-        </w:rPr>
-      </w:r>
-      <w:r>
-        <w:rPr>
+          <w:rtl/>
+          <w:cs/>
+          <w:lang w:val="ar_AE" w:bidi="ar_AE"/>
+        </w:rPr>
+      </w:r>
+      <w:r>
+        <w:rPr>
+          <w:rtl/>
+          <w:cs/>
           <w:lang w:val="ar_AE" w:bidi="ar_AE"/>
         </w:rPr>
         <w:t>سوف ينفذ الرب الحُكم على جميع الناس.</w:t>
       </w:r>
       <w:r>
         <w:rPr>
-          <w:lang w:val="ar_AE" w:bidi="ar_AE"/>
-        </w:rPr>
-      </w:r>
-      <w:r>
-        <w:rPr>
-          <w:lang w:val="ar_AE" w:bidi="ar_AE"/>
-        </w:rPr>
-      </w:r>
-    </w:p>
-    <w:p>
-      <w:pPr>
-        <w:bidi/>
-      </w:pPr>
-      <w:r>
-        <w:rPr>
+          <w:rtl/>
+          <w:cs/>
+          <w:lang w:val="ar_AE" w:bidi="ar_AE"/>
+        </w:rPr>
+      </w:r>
+      <w:r>
+        <w:rPr>
+          <w:rtl/>
+          <w:cs/>
+          <w:lang w:val="ar_AE" w:bidi="ar_AE"/>
+        </w:rPr>
+      </w:r>
+    </w:p>
+    <w:p>
+      <w:pPr>
+        <w:bidi/>
+      </w:pPr>
+      <w:r>
+        <w:rPr>
+          <w:rtl/>
+          <w:cs/>
           <w:lang w:val="ar_AE" w:bidi="ar_AE"/>
         </w:rPr>
       </w:r>
@@ -1387,28 +1733,36 @@
       </w:pPr>
       <w:r>
         <w:rPr>
+          <w:rtl/>
+          <w:cs/>
           <w:lang w:val="ar_AE" w:bidi="ar_AE"/>
         </w:rPr>
         <w:t>يَهوذَا 1: 16</w:t>
       </w:r>
       <w:r>
         <w:rPr>
-          <w:lang w:val="ar_AE" w:bidi="ar_AE"/>
-        </w:rPr>
-      </w:r>
-    </w:p>
-    <w:p>
-      <w:pPr>
-        <w:bidi/>
-      </w:pPr>
-      <w:r>
-        <w:rPr>
+          <w:rtl/>
+          <w:cs/>
+          <w:lang w:val="ar_AE" w:bidi="ar_AE"/>
+        </w:rPr>
+      </w:r>
+    </w:p>
+    <w:p>
+      <w:pPr>
+        <w:bidi/>
+      </w:pPr>
+      <w:r>
+        <w:rPr>
+          <w:rtl/>
+          <w:cs/>
           <w:lang w:val="ar_AE" w:bidi="ar_AE"/>
         </w:rPr>
       </w:r>
       <w:r>
         <w:rPr>
           <w:b/>
+          <w:rtl/>
+          <w:cs/>
           <w:lang w:val="ar_AE" w:bidi="ar_AE"/>
         </w:rPr>
         <w:t>مَن الرجال الفاسقون الذين سيُدانون؟</w:t>
@@ -1420,32 +1774,42 @@
       </w:pPr>
       <w:r>
         <w:rPr>
-          <w:lang w:val="ar_AE" w:bidi="ar_AE"/>
-        </w:rPr>
-      </w:r>
-      <w:r>
-        <w:rPr>
+          <w:rtl/>
+          <w:cs/>
+          <w:lang w:val="ar_AE" w:bidi="ar_AE"/>
+        </w:rPr>
+      </w:r>
+      <w:r>
+        <w:rPr>
+          <w:rtl/>
+          <w:cs/>
           <w:lang w:val="ar_AE" w:bidi="ar_AE"/>
         </w:rPr>
         <w:t>المتذمِّرون، الشاكون، الذين يتبعون رغباتهم الشريرة، الذين يرفعون أصوات الافتخار عالية والذين يَمدحون لتحقيق مصلحتهم الشخصية هُم الفاسقون الذين سيُدانون.</w:t>
       </w:r>
       <w:r>
         <w:rPr>
-          <w:lang w:val="ar_AE" w:bidi="ar_AE"/>
-        </w:rPr>
-      </w:r>
-      <w:r>
-        <w:rPr>
-          <w:lang w:val="ar_AE" w:bidi="ar_AE"/>
-        </w:rPr>
-      </w:r>
-    </w:p>
-    <w:p>
-      <w:pPr>
-        <w:bidi/>
-      </w:pPr>
-      <w:r>
-        <w:rPr>
+          <w:rtl/>
+          <w:cs/>
+          <w:lang w:val="ar_AE" w:bidi="ar_AE"/>
+        </w:rPr>
+      </w:r>
+      <w:r>
+        <w:rPr>
+          <w:rtl/>
+          <w:cs/>
+          <w:lang w:val="ar_AE" w:bidi="ar_AE"/>
+        </w:rPr>
+      </w:r>
+    </w:p>
+    <w:p>
+      <w:pPr>
+        <w:bidi/>
+      </w:pPr>
+      <w:r>
+        <w:rPr>
+          <w:rtl/>
+          <w:cs/>
           <w:lang w:val="ar_AE" w:bidi="ar_AE"/>
         </w:rPr>
       </w:r>
@@ -1457,28 +1821,36 @@
       </w:pPr>
       <w:r>
         <w:rPr>
+          <w:rtl/>
+          <w:cs/>
           <w:lang w:val="ar_AE" w:bidi="ar_AE"/>
         </w:rPr>
         <w:t>يَهوذَا 1: 17</w:t>
       </w:r>
       <w:r>
         <w:rPr>
-          <w:lang w:val="ar_AE" w:bidi="ar_AE"/>
-        </w:rPr>
-      </w:r>
-    </w:p>
-    <w:p>
-      <w:pPr>
-        <w:bidi/>
-      </w:pPr>
-      <w:r>
-        <w:rPr>
+          <w:rtl/>
+          <w:cs/>
+          <w:lang w:val="ar_AE" w:bidi="ar_AE"/>
+        </w:rPr>
+      </w:r>
+    </w:p>
+    <w:p>
+      <w:pPr>
+        <w:bidi/>
+      </w:pPr>
+      <w:r>
+        <w:rPr>
+          <w:rtl/>
+          <w:cs/>
           <w:lang w:val="ar_AE" w:bidi="ar_AE"/>
         </w:rPr>
       </w:r>
       <w:r>
         <w:rPr>
           <w:b/>
+          <w:rtl/>
+          <w:cs/>
           <w:lang w:val="ar_AE" w:bidi="ar_AE"/>
         </w:rPr>
         <w:t>مَن تحدث في الماضي عن المستهزئين؟</w:t>
@@ -1490,32 +1862,42 @@
       </w:pPr>
       <w:r>
         <w:rPr>
-          <w:lang w:val="ar_AE" w:bidi="ar_AE"/>
-        </w:rPr>
-      </w:r>
-      <w:r>
-        <w:rPr>
+          <w:rtl/>
+          <w:cs/>
+          <w:lang w:val="ar_AE" w:bidi="ar_AE"/>
+        </w:rPr>
+      </w:r>
+      <w:r>
+        <w:rPr>
+          <w:rtl/>
+          <w:cs/>
           <w:lang w:val="ar_AE" w:bidi="ar_AE"/>
         </w:rPr>
         <w:t>تحدَّث رُسُل الرب يسوع المسيح بكلمات في الماضي عن المستهزئين.</w:t>
       </w:r>
       <w:r>
         <w:rPr>
-          <w:lang w:val="ar_AE" w:bidi="ar_AE"/>
-        </w:rPr>
-      </w:r>
-      <w:r>
-        <w:rPr>
-          <w:lang w:val="ar_AE" w:bidi="ar_AE"/>
-        </w:rPr>
-      </w:r>
-    </w:p>
-    <w:p>
-      <w:pPr>
-        <w:bidi/>
-      </w:pPr>
-      <w:r>
-        <w:rPr>
+          <w:rtl/>
+          <w:cs/>
+          <w:lang w:val="ar_AE" w:bidi="ar_AE"/>
+        </w:rPr>
+      </w:r>
+      <w:r>
+        <w:rPr>
+          <w:rtl/>
+          <w:cs/>
+          <w:lang w:val="ar_AE" w:bidi="ar_AE"/>
+        </w:rPr>
+      </w:r>
+    </w:p>
+    <w:p>
+      <w:pPr>
+        <w:bidi/>
+      </w:pPr>
+      <w:r>
+        <w:rPr>
+          <w:rtl/>
+          <w:cs/>
           <w:lang w:val="ar_AE" w:bidi="ar_AE"/>
         </w:rPr>
       </w:r>
@@ -1527,28 +1909,36 @@
       </w:pPr>
       <w:r>
         <w:rPr>
+          <w:rtl/>
+          <w:cs/>
           <w:lang w:val="ar_AE" w:bidi="ar_AE"/>
         </w:rPr>
         <w:t>يَهوذَا 1: 19</w:t>
       </w:r>
       <w:r>
         <w:rPr>
-          <w:lang w:val="ar_AE" w:bidi="ar_AE"/>
-        </w:rPr>
-      </w:r>
-    </w:p>
-    <w:p>
-      <w:pPr>
-        <w:bidi/>
-      </w:pPr>
-      <w:r>
-        <w:rPr>
+          <w:rtl/>
+          <w:cs/>
+          <w:lang w:val="ar_AE" w:bidi="ar_AE"/>
+        </w:rPr>
+      </w:r>
+    </w:p>
+    <w:p>
+      <w:pPr>
+        <w:bidi/>
+      </w:pPr>
+      <w:r>
+        <w:rPr>
+          <w:rtl/>
+          <w:cs/>
           <w:lang w:val="ar_AE" w:bidi="ar_AE"/>
         </w:rPr>
       </w:r>
       <w:r>
         <w:rPr>
           <w:b/>
+          <w:rtl/>
+          <w:cs/>
           <w:lang w:val="ar_AE" w:bidi="ar_AE"/>
         </w:rPr>
         <w:t>ما الصحيح عن المستهزئين الذين يتبعون شهواتهم الفاجرة، الذين يسببون الانقسامات ونفسانيون؟</w:t>
@@ -1560,32 +1950,42 @@
       </w:pPr>
       <w:r>
         <w:rPr>
-          <w:lang w:val="ar_AE" w:bidi="ar_AE"/>
-        </w:rPr>
-      </w:r>
-      <w:r>
-        <w:rPr>
+          <w:rtl/>
+          <w:cs/>
+          <w:lang w:val="ar_AE" w:bidi="ar_AE"/>
+        </w:rPr>
+      </w:r>
+      <w:r>
+        <w:rPr>
+          <w:rtl/>
+          <w:cs/>
           <w:lang w:val="ar_AE" w:bidi="ar_AE"/>
         </w:rPr>
         <w:t>ليس لديهم الروح القدس.</w:t>
       </w:r>
       <w:r>
         <w:rPr>
-          <w:lang w:val="ar_AE" w:bidi="ar_AE"/>
-        </w:rPr>
-      </w:r>
-      <w:r>
-        <w:rPr>
-          <w:lang w:val="ar_AE" w:bidi="ar_AE"/>
-        </w:rPr>
-      </w:r>
-    </w:p>
-    <w:p>
-      <w:pPr>
-        <w:bidi/>
-      </w:pPr>
-      <w:r>
-        <w:rPr>
+          <w:rtl/>
+          <w:cs/>
+          <w:lang w:val="ar_AE" w:bidi="ar_AE"/>
+        </w:rPr>
+      </w:r>
+      <w:r>
+        <w:rPr>
+          <w:rtl/>
+          <w:cs/>
+          <w:lang w:val="ar_AE" w:bidi="ar_AE"/>
+        </w:rPr>
+      </w:r>
+    </w:p>
+    <w:p>
+      <w:pPr>
+        <w:bidi/>
+      </w:pPr>
+      <w:r>
+        <w:rPr>
+          <w:rtl/>
+          <w:cs/>
           <w:lang w:val="ar_AE" w:bidi="ar_AE"/>
         </w:rPr>
       </w:r>
@@ -1597,28 +1997,36 @@
       </w:pPr>
       <w:r>
         <w:rPr>
+          <w:rtl/>
+          <w:cs/>
           <w:lang w:val="ar_AE" w:bidi="ar_AE"/>
         </w:rPr>
         <w:t>يَهوذَا 1: 20</w:t>
       </w:r>
       <w:r>
         <w:rPr>
-          <w:lang w:val="ar_AE" w:bidi="ar_AE"/>
-        </w:rPr>
-      </w:r>
-    </w:p>
-    <w:p>
-      <w:pPr>
-        <w:bidi/>
-      </w:pPr>
-      <w:r>
-        <w:rPr>
+          <w:rtl/>
+          <w:cs/>
+          <w:lang w:val="ar_AE" w:bidi="ar_AE"/>
+        </w:rPr>
+      </w:r>
+    </w:p>
+    <w:p>
+      <w:pPr>
+        <w:bidi/>
+      </w:pPr>
+      <w:r>
+        <w:rPr>
+          <w:rtl/>
+          <w:cs/>
           <w:lang w:val="ar_AE" w:bidi="ar_AE"/>
         </w:rPr>
       </w:r>
       <w:r>
         <w:rPr>
           <w:b/>
+          <w:rtl/>
+          <w:cs/>
           <w:lang w:val="ar_AE" w:bidi="ar_AE"/>
         </w:rPr>
         <w:t>كيف كان الأحباء يبنون أنفسهم ويُصلُّون؟</w:t>
@@ -1630,32 +2038,42 @@
       </w:pPr>
       <w:r>
         <w:rPr>
-          <w:lang w:val="ar_AE" w:bidi="ar_AE"/>
-        </w:rPr>
-      </w:r>
-      <w:r>
-        <w:rPr>
+          <w:rtl/>
+          <w:cs/>
+          <w:lang w:val="ar_AE" w:bidi="ar_AE"/>
+        </w:rPr>
+      </w:r>
+      <w:r>
+        <w:rPr>
+          <w:rtl/>
+          <w:cs/>
           <w:lang w:val="ar_AE" w:bidi="ar_AE"/>
         </w:rPr>
         <w:t>كان الأحِّباء يبنون أنفسهم على إيمانهم الأقدس ويُصلُّون في ٱلرّوحِ القدس.</w:t>
       </w:r>
       <w:r>
         <w:rPr>
-          <w:lang w:val="ar_AE" w:bidi="ar_AE"/>
-        </w:rPr>
-      </w:r>
-      <w:r>
-        <w:rPr>
-          <w:lang w:val="ar_AE" w:bidi="ar_AE"/>
-        </w:rPr>
-      </w:r>
-    </w:p>
-    <w:p>
-      <w:pPr>
-        <w:bidi/>
-      </w:pPr>
-      <w:r>
-        <w:rPr>
+          <w:rtl/>
+          <w:cs/>
+          <w:lang w:val="ar_AE" w:bidi="ar_AE"/>
+        </w:rPr>
+      </w:r>
+      <w:r>
+        <w:rPr>
+          <w:rtl/>
+          <w:cs/>
+          <w:lang w:val="ar_AE" w:bidi="ar_AE"/>
+        </w:rPr>
+      </w:r>
+    </w:p>
+    <w:p>
+      <w:pPr>
+        <w:bidi/>
+      </w:pPr>
+      <w:r>
+        <w:rPr>
+          <w:rtl/>
+          <w:cs/>
           <w:lang w:val="ar_AE" w:bidi="ar_AE"/>
         </w:rPr>
       </w:r>
@@ -1667,28 +2085,36 @@
       </w:pPr>
       <w:r>
         <w:rPr>
+          <w:rtl/>
+          <w:cs/>
           <w:lang w:val="ar_AE" w:bidi="ar_AE"/>
         </w:rPr>
         <w:t>يَهوذَا 1: 21</w:t>
       </w:r>
       <w:r>
         <w:rPr>
-          <w:lang w:val="ar_AE" w:bidi="ar_AE"/>
-        </w:rPr>
-      </w:r>
-    </w:p>
-    <w:p>
-      <w:pPr>
-        <w:bidi/>
-      </w:pPr>
-      <w:r>
-        <w:rPr>
+          <w:rtl/>
+          <w:cs/>
+          <w:lang w:val="ar_AE" w:bidi="ar_AE"/>
+        </w:rPr>
+      </w:r>
+    </w:p>
+    <w:p>
+      <w:pPr>
+        <w:bidi/>
+      </w:pPr>
+      <w:r>
+        <w:rPr>
+          <w:rtl/>
+          <w:cs/>
           <w:lang w:val="ar_AE" w:bidi="ar_AE"/>
         </w:rPr>
       </w:r>
       <w:r>
         <w:rPr>
           <w:b/>
+          <w:rtl/>
+          <w:cs/>
           <w:lang w:val="ar_AE" w:bidi="ar_AE"/>
         </w:rPr>
         <w:t>ما الذي كان على الأحباء المحافظة عليه والبحث عنه؟</w:t>
@@ -1700,32 +2126,42 @@
       </w:pPr>
       <w:r>
         <w:rPr>
-          <w:lang w:val="ar_AE" w:bidi="ar_AE"/>
-        </w:rPr>
-      </w:r>
-      <w:r>
-        <w:rPr>
+          <w:rtl/>
+          <w:cs/>
+          <w:lang w:val="ar_AE" w:bidi="ar_AE"/>
+        </w:rPr>
+      </w:r>
+      <w:r>
+        <w:rPr>
+          <w:rtl/>
+          <w:cs/>
           <w:lang w:val="ar_AE" w:bidi="ar_AE"/>
         </w:rPr>
         <w:t>كان على الأحباء المحافظة على أنفسهم والنظر إلى محبة الله ورحمة الرب يسوع المسيح.</w:t>
       </w:r>
       <w:r>
         <w:rPr>
-          <w:lang w:val="ar_AE" w:bidi="ar_AE"/>
-        </w:rPr>
-      </w:r>
-      <w:r>
-        <w:rPr>
-          <w:lang w:val="ar_AE" w:bidi="ar_AE"/>
-        </w:rPr>
-      </w:r>
-    </w:p>
-    <w:p>
-      <w:pPr>
-        <w:bidi/>
-      </w:pPr>
-      <w:r>
-        <w:rPr>
+          <w:rtl/>
+          <w:cs/>
+          <w:lang w:val="ar_AE" w:bidi="ar_AE"/>
+        </w:rPr>
+      </w:r>
+      <w:r>
+        <w:rPr>
+          <w:rtl/>
+          <w:cs/>
+          <w:lang w:val="ar_AE" w:bidi="ar_AE"/>
+        </w:rPr>
+      </w:r>
+    </w:p>
+    <w:p>
+      <w:pPr>
+        <w:bidi/>
+      </w:pPr>
+      <w:r>
+        <w:rPr>
+          <w:rtl/>
+          <w:cs/>
           <w:lang w:val="ar_AE" w:bidi="ar_AE"/>
         </w:rPr>
       </w:r>
@@ -1737,28 +2173,36 @@
       </w:pPr>
       <w:r>
         <w:rPr>
+          <w:rtl/>
+          <w:cs/>
           <w:lang w:val="ar_AE" w:bidi="ar_AE"/>
         </w:rPr>
         <w:t>يَهوذَا ١: ٢٢–٢٣</w:t>
       </w:r>
       <w:r>
         <w:rPr>
-          <w:lang w:val="ar_AE" w:bidi="ar_AE"/>
-        </w:rPr>
-      </w:r>
-    </w:p>
-    <w:p>
-      <w:pPr>
-        <w:bidi/>
-      </w:pPr>
-      <w:r>
-        <w:rPr>
+          <w:rtl/>
+          <w:cs/>
+          <w:lang w:val="ar_AE" w:bidi="ar_AE"/>
+        </w:rPr>
+      </w:r>
+    </w:p>
+    <w:p>
+      <w:pPr>
+        <w:bidi/>
+      </w:pPr>
+      <w:r>
+        <w:rPr>
+          <w:rtl/>
+          <w:cs/>
           <w:lang w:val="ar_AE" w:bidi="ar_AE"/>
         </w:rPr>
       </w:r>
       <w:r>
         <w:rPr>
           <w:b/>
+          <w:rtl/>
+          <w:cs/>
           <w:lang w:val="ar_AE" w:bidi="ar_AE"/>
         </w:rPr>
         <w:t>مَن كان مِن المُفترض أن ينقذهم الأحباء؟</w:t>
@@ -1770,32 +2214,42 @@
       </w:pPr>
       <w:r>
         <w:rPr>
-          <w:lang w:val="ar_AE" w:bidi="ar_AE"/>
-        </w:rPr>
-      </w:r>
-      <w:r>
-        <w:rPr>
+          <w:rtl/>
+          <w:cs/>
+          <w:lang w:val="ar_AE" w:bidi="ar_AE"/>
+        </w:rPr>
+      </w:r>
+      <w:r>
+        <w:rPr>
+          <w:rtl/>
+          <w:cs/>
           <w:lang w:val="ar_AE" w:bidi="ar_AE"/>
         </w:rPr>
         <w:t>كان مِن المفترض أن ينقذ الأحباء أولئك الذين لديهم ثوب ملوث بالجسد، وأولئك الذين في النار.</w:t>
       </w:r>
       <w:r>
         <w:rPr>
-          <w:lang w:val="ar_AE" w:bidi="ar_AE"/>
-        </w:rPr>
-      </w:r>
-      <w:r>
-        <w:rPr>
-          <w:lang w:val="ar_AE" w:bidi="ar_AE"/>
-        </w:rPr>
-      </w:r>
-    </w:p>
-    <w:p>
-      <w:pPr>
-        <w:bidi/>
-      </w:pPr>
-      <w:r>
-        <w:rPr>
+          <w:rtl/>
+          <w:cs/>
+          <w:lang w:val="ar_AE" w:bidi="ar_AE"/>
+        </w:rPr>
+      </w:r>
+      <w:r>
+        <w:rPr>
+          <w:rtl/>
+          <w:cs/>
+          <w:lang w:val="ar_AE" w:bidi="ar_AE"/>
+        </w:rPr>
+      </w:r>
+    </w:p>
+    <w:p>
+      <w:pPr>
+        <w:bidi/>
+      </w:pPr>
+      <w:r>
+        <w:rPr>
+          <w:rtl/>
+          <w:cs/>
           <w:lang w:val="ar_AE" w:bidi="ar_AE"/>
         </w:rPr>
       </w:r>
@@ -1807,28 +2261,36 @@
       </w:pPr>
       <w:r>
         <w:rPr>
+          <w:rtl/>
+          <w:cs/>
           <w:lang w:val="ar_AE" w:bidi="ar_AE"/>
         </w:rPr>
         <w:t>يَهوذَا 1: 24–25</w:t>
       </w:r>
       <w:r>
         <w:rPr>
-          <w:lang w:val="ar_AE" w:bidi="ar_AE"/>
-        </w:rPr>
-      </w:r>
-    </w:p>
-    <w:p>
-      <w:pPr>
-        <w:bidi/>
-      </w:pPr>
-      <w:r>
-        <w:rPr>
+          <w:rtl/>
+          <w:cs/>
+          <w:lang w:val="ar_AE" w:bidi="ar_AE"/>
+        </w:rPr>
+      </w:r>
+    </w:p>
+    <w:p>
+      <w:pPr>
+        <w:bidi/>
+      </w:pPr>
+      <w:r>
+        <w:rPr>
+          <w:rtl/>
+          <w:cs/>
           <w:lang w:val="ar_AE" w:bidi="ar_AE"/>
         </w:rPr>
       </w:r>
       <w:r>
         <w:rPr>
           <w:b/>
+          <w:rtl/>
+          <w:cs/>
           <w:lang w:val="ar_AE" w:bidi="ar_AE"/>
         </w:rPr>
         <w:t>ما الذي كان ٱلله مُخَلِّصهم قادرًا على فعله، مِن خلال يَسوع ٱلْمَسِيحِ ربِّهم؟</w:t>
@@ -1840,32 +2302,42 @@
       </w:pPr>
       <w:r>
         <w:rPr>
-          <w:lang w:val="ar_AE" w:bidi="ar_AE"/>
-        </w:rPr>
-      </w:r>
-      <w:r>
-        <w:rPr>
+          <w:rtl/>
+          <w:cs/>
+          <w:lang w:val="ar_AE" w:bidi="ar_AE"/>
+        </w:rPr>
+      </w:r>
+      <w:r>
+        <w:rPr>
+          <w:rtl/>
+          <w:cs/>
           <w:lang w:val="ar_AE" w:bidi="ar_AE"/>
         </w:rPr>
         <w:t>كان ٱلله قادرًا على أنْ يحفظهم غير عاثرين ويوقفهم أمام حضوره المجيد بلا عيب.</w:t>
       </w:r>
       <w:r>
         <w:rPr>
-          <w:lang w:val="ar_AE" w:bidi="ar_AE"/>
-        </w:rPr>
-      </w:r>
-      <w:r>
-        <w:rPr>
-          <w:lang w:val="ar_AE" w:bidi="ar_AE"/>
-        </w:rPr>
-      </w:r>
-    </w:p>
-    <w:p>
-      <w:pPr>
-        <w:bidi/>
-      </w:pPr>
-      <w:r>
-        <w:rPr>
+          <w:rtl/>
+          <w:cs/>
+          <w:lang w:val="ar_AE" w:bidi="ar_AE"/>
+        </w:rPr>
+      </w:r>
+      <w:r>
+        <w:rPr>
+          <w:rtl/>
+          <w:cs/>
+          <w:lang w:val="ar_AE" w:bidi="ar_AE"/>
+        </w:rPr>
+      </w:r>
+    </w:p>
+    <w:p>
+      <w:pPr>
+        <w:bidi/>
+      </w:pPr>
+      <w:r>
+        <w:rPr>
+          <w:rtl/>
+          <w:cs/>
           <w:lang w:val="ar_AE" w:bidi="ar_AE"/>
         </w:rPr>
       </w:r>
@@ -1877,28 +2349,36 @@
       </w:pPr>
       <w:r>
         <w:rPr>
+          <w:rtl/>
+          <w:cs/>
           <w:lang w:val="ar_AE" w:bidi="ar_AE"/>
         </w:rPr>
         <w:t>يَهوذَا 1: 25</w:t>
       </w:r>
       <w:r>
         <w:rPr>
-          <w:lang w:val="ar_AE" w:bidi="ar_AE"/>
-        </w:rPr>
-      </w:r>
-    </w:p>
-    <w:p>
-      <w:pPr>
-        <w:bidi/>
-      </w:pPr>
-      <w:r>
-        <w:rPr>
+          <w:rtl/>
+          <w:cs/>
+          <w:lang w:val="ar_AE" w:bidi="ar_AE"/>
+        </w:rPr>
+      </w:r>
+    </w:p>
+    <w:p>
+      <w:pPr>
+        <w:bidi/>
+      </w:pPr>
+      <w:r>
+        <w:rPr>
+          <w:rtl/>
+          <w:cs/>
           <w:lang w:val="ar_AE" w:bidi="ar_AE"/>
         </w:rPr>
       </w:r>
       <w:r>
         <w:rPr>
           <w:b/>
+          <w:rtl/>
+          <w:cs/>
           <w:lang w:val="ar_AE" w:bidi="ar_AE"/>
         </w:rPr>
         <w:t>ما الأشياء التي يجب أن يُقدَّم إلى الإله الوحيد مُخلِّصنا مِن خلال يسوع المسيح ربنا؟</w:t>
@@ -1910,32 +2390,42 @@
       </w:pPr>
       <w:r>
         <w:rPr>
-          <w:lang w:val="ar_AE" w:bidi="ar_AE"/>
-        </w:rPr>
-      </w:r>
-      <w:r>
-        <w:rPr>
+          <w:rtl/>
+          <w:cs/>
+          <w:lang w:val="ar_AE" w:bidi="ar_AE"/>
+        </w:rPr>
+      </w:r>
+      <w:r>
+        <w:rPr>
+          <w:rtl/>
+          <w:cs/>
           <w:lang w:val="ar_AE" w:bidi="ar_AE"/>
         </w:rPr>
         <w:t>يُقدَّم للإله الوحيد مخلصنا مِن خلال يسوع المسيح ربنا كل المجد والعظمة والقوة والسلطان.</w:t>
       </w:r>
       <w:r>
         <w:rPr>
-          <w:lang w:val="ar_AE" w:bidi="ar_AE"/>
-        </w:rPr>
-      </w:r>
-      <w:r>
-        <w:rPr>
-          <w:lang w:val="ar_AE" w:bidi="ar_AE"/>
-        </w:rPr>
-      </w:r>
-    </w:p>
-    <w:p>
-      <w:pPr>
-        <w:bidi/>
-      </w:pPr>
-      <w:r>
-        <w:rPr>
+          <w:rtl/>
+          <w:cs/>
+          <w:lang w:val="ar_AE" w:bidi="ar_AE"/>
+        </w:rPr>
+      </w:r>
+      <w:r>
+        <w:rPr>
+          <w:rtl/>
+          <w:cs/>
+          <w:lang w:val="ar_AE" w:bidi="ar_AE"/>
+        </w:rPr>
+      </w:r>
+    </w:p>
+    <w:p>
+      <w:pPr>
+        <w:bidi/>
+      </w:pPr>
+      <w:r>
+        <w:rPr>
+          <w:rtl/>
+          <w:cs/>
           <w:lang w:val="ar_AE" w:bidi="ar_AE"/>
         </w:rPr>
       </w:r>
@@ -1947,28 +2437,36 @@
       </w:pPr>
       <w:r>
         <w:rPr>
+          <w:rtl/>
+          <w:cs/>
           <w:lang w:val="ar_AE" w:bidi="ar_AE"/>
         </w:rPr>
         <w:t>يَهوذَا 1: 25 (#2)</w:t>
       </w:r>
       <w:r>
         <w:rPr>
-          <w:lang w:val="ar_AE" w:bidi="ar_AE"/>
-        </w:rPr>
-      </w:r>
-    </w:p>
-    <w:p>
-      <w:pPr>
-        <w:bidi/>
-      </w:pPr>
-      <w:r>
-        <w:rPr>
+          <w:rtl/>
+          <w:cs/>
+          <w:lang w:val="ar_AE" w:bidi="ar_AE"/>
+        </w:rPr>
+      </w:r>
+    </w:p>
+    <w:p>
+      <w:pPr>
+        <w:bidi/>
+      </w:pPr>
+      <w:r>
+        <w:rPr>
+          <w:rtl/>
+          <w:cs/>
           <w:lang w:val="ar_AE" w:bidi="ar_AE"/>
         </w:rPr>
       </w:r>
       <w:r>
         <w:rPr>
           <w:b/>
+          <w:rtl/>
+          <w:cs/>
           <w:lang w:val="ar_AE" w:bidi="ar_AE"/>
         </w:rPr>
         <w:t>متى كان لله المجد؟</w:t>
@@ -1980,22 +2478,30 @@
       </w:pPr>
       <w:r>
         <w:rPr>
-          <w:lang w:val="ar_AE" w:bidi="ar_AE"/>
-        </w:rPr>
-      </w:r>
-      <w:r>
-        <w:rPr>
+          <w:rtl/>
+          <w:cs/>
+          <w:lang w:val="ar_AE" w:bidi="ar_AE"/>
+        </w:rPr>
+      </w:r>
+      <w:r>
+        <w:rPr>
+          <w:rtl/>
+          <w:cs/>
           <w:lang w:val="ar_AE" w:bidi="ar_AE"/>
         </w:rPr>
         <w:t>كان لله المجد قبل كل الزمان، الآن وإلى الأبد.</w:t>
       </w:r>
       <w:r>
         <w:rPr>
-          <w:lang w:val="ar_AE" w:bidi="ar_AE"/>
-        </w:rPr>
-      </w:r>
-      <w:r>
-        <w:rPr>
+          <w:rtl/>
+          <w:cs/>
+          <w:lang w:val="ar_AE" w:bidi="ar_AE"/>
+        </w:rPr>
+      </w:r>
+      <w:r>
+        <w:rPr>
+          <w:rtl/>
+          <w:cs/>
           <w:lang w:val="ar_AE" w:bidi="ar_AE"/>
         </w:rPr>
       </w:r>
